--- a/contract.docx
+++ b/contract.docx
@@ -1191,6 +1191,24 @@
       </w:pPr>
       <w:r>
         <w:rPr>
+          <w:spacing w:val="80"/>
+          <w:w w:val="150"/>
+          <w:u w:val="single"/>
+          <w:rtl/>
+        </w:rPr>
+        <w:t xml:space="preserve">{name}</w:t>
+      </w:r>
+    </w:p>
+    <w:p>
+      <w:pPr>
+        <w:pStyle w:val="BodyText"/>
+        <w:bidi/>
+        <w:spacing w:before="8"/>
+        <w:ind w:right="4971" w:left="0" w:firstLine="0"/>
+        <w:jc w:val="left"/>
+      </w:pPr>
+      <w:r>
+        <w:rPr>
           <w:spacing w:val="-4"/>
           <w:w w:val="115"/>
           <w:rtl/>
@@ -1484,7 +1502,7 @@
           <w:u w:val="single"/>
           <w:rtl/>
         </w:rPr>
-        <w:t xml:space="preserve">{name}</w:t>
+        <w:t xml:space="preserve">מרכז מגיד</w:t>
       </w:r>
       <w:r>
         <w:rPr>

--- a/contract.docx
+++ b/contract.docx
@@ -1185,14 +1185,10 @@
       <w:pPr>
         <w:pStyle w:val="BodyText"/>
         <w:bidi/>
-        <w:spacing w:before="8"/>
-        <w:ind w:right="4971" w:left="0" w:firstLine="0"/>
-        <w:jc w:val="left"/>
+        <w:spacing w:before="21" w:after="25"/>
       </w:pPr>
       <w:r>
         <w:rPr>
-          <w:spacing w:val="80"/>
-          <w:w w:val="150"/>
           <w:u w:val="single"/>
           <w:rtl/>
         </w:rPr>

--- a/contract.docx
+++ b/contract.docx
@@ -1185,7 +1185,9 @@
       <w:pPr>
         <w:pStyle w:val="BodyText"/>
         <w:bidi/>
-        <w:spacing w:before="21" w:after="25"/>
+        <w:spacing w:before="8"/>
+        <w:ind w:right="4971" w:left="0" w:firstLine="0"/>
+        <w:jc w:val="left"/>
       </w:pPr>
       <w:r>
         <w:rPr>

--- a/contract.docx
+++ b/contract.docx
@@ -1191,22 +1191,6 @@
       </w:pPr>
       <w:r>
         <w:rPr>
-          <w:u w:val="single"/>
-          <w:rtl/>
-        </w:rPr>
-        <w:t xml:space="preserve">{name}</w:t>
-      </w:r>
-    </w:p>
-    <w:p>
-      <w:pPr>
-        <w:pStyle w:val="BodyText"/>
-        <w:bidi/>
-        <w:spacing w:before="8"/>
-        <w:ind w:right="4971" w:left="0" w:firstLine="0"/>
-        <w:jc w:val="left"/>
-      </w:pPr>
-      <w:r>
-        <w:rPr>
           <w:spacing w:val="-4"/>
           <w:w w:val="115"/>
           <w:rtl/>
@@ -1401,6 +1385,13 @@
           <w:w w:val="105"/>
         </w:rPr>
         <w:t>:</w:t>
+      </w:r>
+      <w:r>
+        <w:rPr>
+          <w:u w:val="single"/>
+          <w:rtl/>
+        </w:rPr>
+        <w:t xml:space="preserve"> {name}</w:t>
       </w:r>
     </w:p>
     <w:p>

--- a/contract.docx
+++ b/contract.docx
@@ -1191,6 +1191,29 @@
       </w:pPr>
       <w:r>
         <w:rPr>
+          <w:w w:val="115"/>
+          <w:rtl/>
+        </w:rPr>
+        <w:t xml:space="preserve">לבין: </w:t>
+      </w:r>
+      <w:r>
+        <w:rPr>
+          <w:u w:val="single"/>
+          <w:rtl/>
+        </w:rPr>
+        <w:t xml:space="preserve">{name}</w:t>
+      </w:r>
+    </w:p>
+    <w:p>
+      <w:pPr>
+        <w:pStyle w:val="BodyText"/>
+        <w:bidi/>
+        <w:spacing w:before="8"/>
+        <w:ind w:right="4971" w:left="0" w:firstLine="0"/>
+        <w:jc w:val="left"/>
+      </w:pPr>
+      <w:r>
+        <w:rPr>
           <w:spacing w:val="-4"/>
           <w:w w:val="115"/>
           <w:rtl/>
@@ -1385,13 +1408,6 @@
           <w:w w:val="105"/>
         </w:rPr>
         <w:t>:</w:t>
-      </w:r>
-      <w:r>
-        <w:rPr>
-          <w:u w:val="single"/>
-          <w:rtl/>
-        </w:rPr>
-        <w:t xml:space="preserve"> {name}</w:t>
       </w:r>
     </w:p>
     <w:p>

--- a/contract.docx
+++ b/contract.docx
@@ -1184,7 +1184,7 @@
         <w:pStyle w:val="BodyText"/>
         <w:bidi/>
         <w:spacing w:before="8"/>
-        <w:ind w:right="4971" w:left="0" w:firstLine="0"/>
+        <w:ind w:right="1248" w:left="0" w:firstLine="0"/>
         <w:jc w:val="left"/>
       </w:pPr>
       <w:r>
@@ -1207,7 +1207,7 @@
         <w:pStyle w:val="BodyText"/>
         <w:bidi/>
         <w:spacing w:before="8"/>
-        <w:ind w:right="4971" w:left="0" w:firstLine="0"/>
+        <w:ind w:right="1248" w:left="0" w:firstLine="0"/>
         <w:jc w:val="left"/>
       </w:pPr>
       <w:r>
